--- a/bukuThesis/laporan_progres_pipeline_flf_bilstm_eurusd.docx
+++ b/bukuThesis/laporan_progres_pipeline_flf_bilstm_eurusd.docx
@@ -71,7 +71,7 @@
     <w:p/>
     <w:p>
       <w:r>
-        <w:t xml:space="preserve">Dokumen ini belum membahas baseline ARIMA dan FLF-LSTM murni secara lengkap karena kedua jalur tersebut belum memiliki runner, validasi, dan report yang setara dengan jalur BiLSTM utama.</w:t>
+        <w:t xml:space="preserve">Catatan pembaruan: pada tahap terbaru penelitian, baseline ARIMA dan jalur FLF-LSTM sudah berhasil dioperasionalkan pada skema komparatif walk-forward 72 bulan train / 1 bulan test untuk lima fold terakhir (17-21). Namun, dokumen ini tetap difokuskan pada jalur implementasi FLF-BiLSTM sebagai cabang eksperimen yang paling matang dari sisi pipeline dan artefak visual.</w:t>
       </w:r>
     </w:p>
     <w:p/>
@@ -2312,23 +2312,18 @@
     <w:p/>
     <w:p>
       <w:r>
-        <w:t xml:space="preserve">Walaupun jalur FLF-BiLSTM sudah kuat, ada beberapa bagian proposal yang belum sepenuhnya selesai dalam cabang implementasi ini:</w:t>
-      </w:r>
-    </w:p>
-    <w:p/>
-    <w:p>
-      <w:r>
-        <w:t xml:space="preserve">- baseline ARIMA belum menjadi pipeline operasional utama,</w:t>
-      </w:r>
-    </w:p>
-    <w:p>
-      <w:r>
-        <w:t xml:space="preserve">- FLF-LSTM sudah tersedia untuk pembanding pada skema tertentu, tetapi belum seluruhnya diparalelkan untuk semua horizon, timeframe, dan report seperti jalur BiLSTM utama,</w:t>
-      </w:r>
-    </w:p>
-    <w:p>
-      <w:r>
-        <w:t xml:space="preserve">- metrik Squared Correlation (Pearson corr²) dan Directional Accuracy sudah mulai diintegrasikan pada report komparatif, tetapi belum menjadi evaluator utama yang konsisten di seluruh report,</w:t>
+        <w:t xml:space="preserve">Walaupun jalur FLF-BiLSTM sudah kuat, masih ada beberapa bagian proposal yang belum sepenuhnya selesai sebagai paket penelitian final:</w:t>
+      </w:r>
+    </w:p>
+    <w:p/>
+    <w:p>
+      <w:r>
+        <w:t xml:space="preserve">- baseline ARIMA dan FLF-LSTM sudah operasional pada skema komparatif utama 72 bulan/1 bulan, tetapi belum seluruhnya diperluas ke semua horizon, timeframe, dan variasi report seperti jalur BiLSTM,</w:t>
+      </w:r>
+    </w:p>
+    <w:p>
+      <w:r>
+        <w:t xml:space="preserve">- metrik Squared Correlation (Pearson corr²) dan Directional Accuracy sudah diintegrasikan pada report komparatif utama, tetapi belum menjadi evaluator yang sepenuhnya seragam di seluruh report lama,</w:t>
       </w:r>
     </w:p>
     <w:p>
@@ -2338,7 +2333,12 @@
     </w:p>
     <w:p>
       <w:r>
-        <w:t xml:space="preserve">- fitur teknikal tambahan (RSI, MACD, ATR) belum menjadi cabang final utama pada pipeline EURUSD inti.</w:t>
+        <w:t xml:space="preserve">- fitur teknikal tambahan (RSI, MACD, ATR) belum menjadi cabang final utama pada pipeline EURUSD inti,</w:t>
+      </w:r>
+    </w:p>
+    <w:p>
+      <w:r>
+        <w:t xml:space="preserve">- sinkronisasi seluruh dokumen laporan/proposal terhadap hasil komparatif tiga model masih perlu dijaga agar narasinya tidak tertinggal dari implementasi terbaru.</w:t>
       </w:r>
     </w:p>
     <w:p/>
@@ -2365,7 +2365,7 @@
     <w:p/>
     <w:p>
       <w:r>
-        <w:t xml:space="preserve">Dengan demikian, untuk kebutuhan laporan progres tesis, cabang ini sudah cukup kuat untuk dipresentasikan sebagai hasil implementasi utama yang telah berjalan. Tahap penelitian berikutnya secara logis adalah melengkapi baseline pembanding dan evaluator tambahan agar keseluruhan desain eksperimen dalam proposal dapat terpenuhi sepenuhnya.</w:t>
+        <w:t xml:space="preserve">Pada tahap terbaru, pipeline tersebut juga sudah berhasil ditempatkan dalam pembandingan yang fair terhadap FLF-LSTM dan baseline statistik ARIMA pada skenario utama walk-forward 72 bulan train / 1 bulan test untuk lima fold terakhir. Hasil komparatif menunjukkan bahwa FLF-BiLSTM tetap lebih baik daripada ARIMA, walaupun pada skenario tersebut FLF-LSTM memberikan performa agregat terbaik. Dengan demikian, posisi FLF-BiLSTM dalam penelitian ini tetap kuat sebagai model pembanding arsitektural yang matang dan sahih secara eksperimental.</w:t>
       </w:r>
     </w:p>
     <w:p/>
@@ -2386,32 +2386,27 @@
     <w:p/>
     <w:p>
       <w:r>
-        <w:t xml:space="preserve">1. merapikan satu baseline eksperimen final FLF-BiLSTM yang dijadikan acuan,</w:t>
-      </w:r>
-    </w:p>
-    <w:p>
-      <w:r>
-        <w:t xml:space="preserve">2. memperluas baseline FLF-LSTM agar setara pada lebih banyak skema validasi dan report,</w:t>
-      </w:r>
-    </w:p>
-    <w:p>
-      <w:r>
-        <w:t xml:space="preserve">3. menambahkan baseline ARIMA,</w:t>
-      </w:r>
-    </w:p>
-    <w:p>
-      <w:r>
-        <w:t xml:space="preserve">4. menyebarkan evaluator Directional Accuracy dan Squared Correlation (Pearson corr²) ke seluruh report utama,</w:t>
-      </w:r>
-    </w:p>
-    <w:p>
-      <w:r>
-        <w:t xml:space="preserve">5. menutup komparasi 4H vs 1D,</w:t>
-      </w:r>
-    </w:p>
-    <w:p>
-      <w:r>
-        <w:t xml:space="preserve">6. baru setelah itu memperluas eksperimen dengan indikator teknikal tambahan.</w:t>
+        <w:t xml:space="preserve">1. merapikan satu baseline eksperimen final tiga model yang dijadikan acuan laporan tesis,</w:t>
+      </w:r>
+    </w:p>
+    <w:p>
+      <w:r>
+        <w:t xml:space="preserve">2. memperluas evaluasi ke timeframe 1D dengan protokol yang setara,</w:t>
+      </w:r>
+    </w:p>
+    <w:p>
+      <w:r>
+        <w:t xml:space="preserve">3. menyeragamkan evaluator Directional Accuracy dan Squared Correlation (Pearson corr²) pada seluruh report utama,</w:t>
+      </w:r>
+    </w:p>
+    <w:p>
+      <w:r>
+        <w:t xml:space="preserve">4. menutup komparasi 4H vs 1D,</w:t>
+      </w:r>
+    </w:p>
+    <w:p>
+      <w:r>
+        <w:t xml:space="preserve">5. baru setelah itu memperluas eksperimen dengan indikator teknikal tambahan.</w:t>
       </w:r>
     </w:p>
     <w:p/>

--- a/bukuThesis/laporan_progres_pipeline_flf_bilstm_eurusd.docx
+++ b/bukuThesis/laporan_progres_pipeline_flf_bilstm_eurusd.docx
@@ -164,11 +164,6 @@
     </w:p>
     <w:p>
       <w:r>
-        <w:t xml:space="preserve">- rolling_fixed_runner_days.py</w:t>
-      </w:r>
-    </w:p>
-    <w:p>
-      <w:r>
         <w:t xml:space="preserve">- pipeline_summary_generator.py</w:t>
       </w:r>
     </w:p>
@@ -201,42 +196,37 @@
     </w:p>
     <w:p>
       <w:r>
-        <w:t xml:space="preserve">- results/validation_report.html</w:t>
-      </w:r>
-    </w:p>
-    <w:p>
-      <w:r>
-        <w:t xml:space="preserve">- results/rolling_fixed/</w:t>
-      </w:r>
-    </w:p>
-    <w:p>
-      <w:r>
-        <w:t xml:space="preserve">- results/rolling_train24_test3/</w:t>
-      </w:r>
-    </w:p>
-    <w:p>
-      <w:r>
-        <w:t xml:space="preserve">- results/rolling_train48_test3/</w:t>
-      </w:r>
-    </w:p>
-    <w:p>
-      <w:r>
-        <w:t xml:space="preserve">- results/rolling_train60_test3/</w:t>
-      </w:r>
-    </w:p>
-    <w:p>
-      <w:r>
-        <w:t xml:space="preserve">- results/rolling_train72_test3/</w:t>
-      </w:r>
-    </w:p>
-    <w:p>
-      <w:r>
-        <w:t xml:space="preserve">- results/rolling_train72_test1/</w:t>
-      </w:r>
-    </w:p>
-    <w:p>
-      <w:r>
-        <w:t xml:space="preserve">- results/rolling_train72_test14d_days/</w:t>
+        <w:t xml:space="preserve">- results/validation_report_wf72_test1_last5_bilstm.html</w:t>
+      </w:r>
+    </w:p>
+    <w:p>
+      <w:r>
+        <w:t xml:space="preserve">- results/rolling_train72_test1_last5/</w:t>
+      </w:r>
+    </w:p>
+    <w:p>
+      <w:r>
+        <w:t xml:space="preserve">- results/comparison/comparison_models_wf72_test1_last5.html</w:t>
+      </w:r>
+    </w:p>
+    <w:p>
+      <w:r>
+        <w:t xml:space="preserve">- results/mae_atr_wf72_test1_fold21_full.html</w:t>
+      </w:r>
+    </w:p>
+    <w:p>
+      <w:r>
+        <w:t xml:space="preserve">- results/ohlc_dot_wf72_test1_last5_all_folds.html</w:t>
+      </w:r>
+    </w:p>
+    <w:p>
+      <w:r>
+        <w:t xml:space="preserve">- results/loss_wf72_test1_last5_bilstm.html</w:t>
+      </w:r>
+    </w:p>
+    <w:p>
+      <w:r>
+        <w:t xml:space="preserve">- results/loss_gradient_wf72_test1_last5_bilstm.html</w:t>
       </w:r>
     </w:p>
     <w:p/>
@@ -1337,62 +1327,10 @@
         <w:t xml:space="preserve">- rolling_fixed_runner.py</w:t>
       </w:r>
     </w:p>
-    <w:p>
-      <w:r>
-        <w:t xml:space="preserve">- rolling_fixed_runner_days.py</w:t>
-      </w:r>
-    </w:p>
-    <w:p/>
-    <w:p>
-      <w:r>
-        <w:t xml:space="preserve">Skema validasi yang sudah dijalankan meliputi:</w:t>
-      </w:r>
-    </w:p>
-    <w:p/>
-    <w:p>
-      <w:r>
-        <w:t xml:space="preserve">- Walk-Forward Fixed (Train 12 bulan, Test 6 bulan, Step 6 bulan)</w:t>
-      </w:r>
-    </w:p>
-    <w:p>
-      <w:r>
-        <w:t xml:space="preserve">- Walk-Forward Fixed (Train 24 bulan, Test 3 bulan, Step 3 bulan)</w:t>
-      </w:r>
-    </w:p>
-    <w:p>
-      <w:r>
-        <w:t xml:space="preserve">- Walk-Forward Fixed (Train 48 bulan, Test 3 bulan, Step 3 bulan)</w:t>
-      </w:r>
-    </w:p>
-    <w:p>
-      <w:r>
-        <w:t xml:space="preserve">- Walk-Forward Fixed (Train 60 bulan, Test 3 bulan, Step 3 bulan)</w:t>
-      </w:r>
-    </w:p>
-    <w:p>
-      <w:r>
-        <w:t xml:space="preserve">- Walk-Forward Fixed (Train 72 bulan, Test 3 bulan, Step 3 bulan)</w:t>
-      </w:r>
-    </w:p>
-    <w:p>
-      <w:r>
-        <w:t xml:space="preserve">- Walk-Forward Fixed (Train 72 bulan, Test 1 bulan, Step 1 bulan)</w:t>
-      </w:r>
-    </w:p>
-    <w:p>
-      <w:r>
-        <w:t xml:space="preserve">- Walk-Forward Fixed (Train 72 bulan, Test 14 hari, Step 14 hari)</w:t>
-      </w:r>
-    </w:p>
-    <w:p>
-      <w:r>
-        <w:t xml:space="preserve">- Rolling-Origin Expanding pada beberapa variasi train awal dan step</w:t>
-      </w:r>
-    </w:p>
-    <w:p/>
-    <w:p>
-      <w:r>
-        <w:t xml:space="preserve">Ragam skema ini penting karena menunjukkan bahwa model telah diuji dalam konteks evaluasi temporal yang lebih realistis daripada holdout tunggal.</w:t>
+    <w:p/>
+    <w:p>
+      <w:r>
+        <w:t xml:space="preserve">Pada tahap akhir penelitian, skema evaluasi yang dijadikan acuan utama adalah walk-forward fixed 72 bulan data latih dan 1 bulan data uji. Fokus ini dipilih agar narasi tesis tetap konsisten dengan protokol komparatif utama yang juga dipakai untuk FLF-LSTM dan baseline ARIMA.</w:t>
       </w:r>
     </w:p>
     <w:p/>
@@ -1407,29 +1345,7 @@
     <w:p/>
     <w:p>
       <w:r>
-        <w:t xml:space="preserve">Untuk kebutuhan operasional prediksi forex, horizon uji yang lebih pendek lebih relevan karena model diharapkan akurat pada data terbaru, bukan semata-mata pada akumulasi performa rata-rata jangka panjang. Dalam repo saat ini, terdapat tiga horizon uji pendek yang paling penting:</w:t>
-      </w:r>
-    </w:p>
-    <w:p/>
-    <w:p>
-      <w:r>
-        <w:t xml:space="preserve">- 14 hari</w:t>
-      </w:r>
-    </w:p>
-    <w:p>
-      <w:r>
-        <w:t xml:space="preserve">- 1 bulan</w:t>
-      </w:r>
-    </w:p>
-    <w:p>
-      <w:r>
-        <w:t xml:space="preserve">- 3 bulan</w:t>
-      </w:r>
-    </w:p>
-    <w:p/>
-    <w:p>
-      <w:r>
-        <w:t xml:space="preserve">Semua eksperimen berikut menggunakan panjang train 72 bulan, sehingga perbandingan antarskenario tetap berada pada basis historis yang sama.</w:t>
+        <w:t xml:space="preserve">Untuk kebutuhan operasional prediksi forex, horizon uji yang lebih pendek lebih relevan karena model diharapkan akurat pada data terbaru, bukan semata-mata pada akumulasi performa rata-rata jangka panjang. Dalam dokumen progres ini, horizon uji yang digunakan sebagai fokus utama adalah 1 bulan, karena horizon tersebut memberikan keseimbangan yang lebih baik antara relevansi operasional dan kecukupan jumlah sampel evaluasi pada timeframe 4H.</w:t>
       </w:r>
     </w:p>
     <w:p/>
@@ -1585,88 +1501,6 @@
           </w:tcPr>
           <w:p>
             <w:r>
-              <w:t xml:space="preserve">Train 72 bln, Test 3 bln, Step 3 bln</w:t>
-            </w:r>
-          </w:p>
-        </w:tc>
-        <w:tc>
-          <w:tcPr>
-            <w:tcW w:w="2200" w:type="dxa"/>
-          </w:tcPr>
-          <w:p>
-            <w:r>
-              <w:t xml:space="preserve">1-7</w:t>
-            </w:r>
-          </w:p>
-        </w:tc>
-        <w:tc>
-          <w:tcPr>
-            <w:tcW w:w="2200" w:type="dxa"/>
-          </w:tcPr>
-          <w:p>
-            <w:r>
-              <w:t xml:space="preserve">384-396</w:t>
-            </w:r>
-          </w:p>
-        </w:tc>
-        <w:tc>
-          <w:tcPr>
-            <w:tcW w:w="2200" w:type="dxa"/>
-          </w:tcPr>
-          <w:p>
-            <w:r>
-              <w:t xml:space="preserve">10.15</w:t>
-            </w:r>
-          </w:p>
-        </w:tc>
-        <w:tc>
-          <w:tcPr>
-            <w:tcW w:w="2200" w:type="dxa"/>
-          </w:tcPr>
-          <w:p>
-            <w:r>
-              <w:t xml:space="preserve">10.34</w:t>
-            </w:r>
-          </w:p>
-        </w:tc>
-        <w:tc>
-          <w:tcPr>
-            <w:tcW w:w="2200" w:type="dxa"/>
-          </w:tcPr>
-          <w:p>
-            <w:r>
-              <w:t xml:space="preserve">#01 = 6.84</w:t>
-            </w:r>
-          </w:p>
-        </w:tc>
-        <w:tc>
-          <w:tcPr>
-            <w:tcW w:w="2200" w:type="dxa"/>
-          </w:tcPr>
-          <w:p>
-            <w:r>
-              <w:t xml:space="preserve">#06 = 14.12</w:t>
-            </w:r>
-          </w:p>
-        </w:tc>
-        <w:tc>
-          <w:tcPr>
-            <w:tcW w:w="2200" w:type="dxa"/>
-          </w:tcPr>
-          <w:p>
-            <w:r>
-              <w:t xml:space="preserve">9.81</w:t>
-            </w:r>
-          </w:p>
-        </w:tc>
-      </w:tr>
-      <w:tr>
-        <w:tc>
-          <w:tcPr>
-            <w:tcW w:w="2200" w:type="dxa"/>
-          </w:tcPr>
-          <w:p>
-            <w:r>
               <w:t xml:space="preserve">Train 72 bln, Test 1 bln, Step 1 bln</w:t>
             </w:r>
           </w:p>
@@ -1677,7 +1511,7 @@
           </w:tcPr>
           <w:p>
             <w:r>
-              <w:t xml:space="preserve">19-21</w:t>
+              <w:t xml:space="preserve">17-21</w:t>
             </w:r>
           </w:p>
         </w:tc>
@@ -1687,7 +1521,7 @@
           </w:tcPr>
           <w:p>
             <w:r>
-              <w:t xml:space="preserve">126-138</w:t>
+              <w:t xml:space="preserve">127-138</w:t>
             </w:r>
           </w:p>
         </w:tc>
@@ -1697,7 +1531,7 @@
           </w:tcPr>
           <w:p>
             <w:r>
-              <w:t xml:space="preserve">12.68</w:t>
+              <w:t xml:space="preserve">12.40</w:t>
             </w:r>
           </w:p>
         </w:tc>
@@ -1707,7 +1541,7 @@
           </w:tcPr>
           <w:p>
             <w:r>
-              <w:t xml:space="preserve">12.52</w:t>
+              <w:t xml:space="preserve">12.04</w:t>
             </w:r>
           </w:p>
         </w:tc>
@@ -1727,7 +1561,7 @@
           </w:tcPr>
           <w:p>
             <w:r>
-              <w:t xml:space="preserve">#19 = 14.81</w:t>
+              <w:t xml:space="preserve">#20 = 15.21</w:t>
             </w:r>
           </w:p>
         </w:tc>
@@ -1737,89 +1571,7 @@
           </w:tcPr>
           <w:p>
             <w:r>
-              <w:t xml:space="preserve">13.56</w:t>
-            </w:r>
-          </w:p>
-        </w:tc>
-      </w:tr>
-      <w:tr>
-        <w:tc>
-          <w:tcPr>
-            <w:tcW w:w="2200" w:type="dxa"/>
-          </w:tcPr>
-          <w:p>
-            <w:r>
-              <w:t xml:space="preserve">Train 72 bln, Test 14 hari, Step 14 hari</w:t>
-            </w:r>
-          </w:p>
-        </w:tc>
-        <w:tc>
-          <w:tcPr>
-            <w:tcW w:w="2200" w:type="dxa"/>
-          </w:tcPr>
-          <w:p>
-            <w:r>
-              <w:t xml:space="preserve">42-46</w:t>
-            </w:r>
-          </w:p>
-        </w:tc>
-        <w:tc>
-          <w:tcPr>
-            <w:tcW w:w="2200" w:type="dxa"/>
-          </w:tcPr>
-          <w:p>
-            <w:r>
-              <w:t xml:space="preserve">60-61</w:t>
-            </w:r>
-          </w:p>
-        </w:tc>
-        <w:tc>
-          <w:tcPr>
-            <w:tcW w:w="2200" w:type="dxa"/>
-          </w:tcPr>
-          <w:p>
-            <w:r>
-              <w:t xml:space="preserve">14.01</w:t>
-            </w:r>
-          </w:p>
-        </w:tc>
-        <w:tc>
-          <w:tcPr>
-            <w:tcW w:w="2200" w:type="dxa"/>
-          </w:tcPr>
-          <w:p>
-            <w:r>
-              <w:t xml:space="preserve">10.15</w:t>
-            </w:r>
-          </w:p>
-        </w:tc>
-        <w:tc>
-          <w:tcPr>
-            <w:tcW w:w="2200" w:type="dxa"/>
-          </w:tcPr>
-          <w:p>
-            <w:r>
-              <w:t xml:space="preserve">#43 = 9.77</w:t>
-            </w:r>
-          </w:p>
-        </w:tc>
-        <w:tc>
-          <w:tcPr>
-            <w:tcW w:w="2200" w:type="dxa"/>
-          </w:tcPr>
-          <w:p>
-            <w:r>
-              <w:t xml:space="preserve">#46 = 20.87</w:t>
-            </w:r>
-          </w:p>
-        </w:tc>
-        <w:tc>
-          <w:tcPr>
-            <w:tcW w:w="2200" w:type="dxa"/>
-          </w:tcPr>
-          <w:p>
-            <w:r>
-              <w:t xml:space="preserve">13.64</w:t>
+              <w:t xml:space="preserve">13.50</w:t>
             </w:r>
           </w:p>
         </w:tc>
@@ -1838,25 +1590,13 @@
     <w:p/>
     <w:p>
       <w:r>
-        <w:t xml:space="preserve">Terdapat tiga temuan penting dari perbandingan ini.</w:t>
-      </w:r>
-    </w:p>
-    <w:p/>
-    <w:p>
-      <w:r>
-        <w:t xml:space="preserve">Pertama, secara rata-rata agregat, horizon uji 3 bulan memberikan error terendah (MAE avg = 10.15 pips). Ini menunjukkan bahwa konfigurasi FLF-BiLSTM yang telah dituning masih mampu menjaga kestabilan generalisasi ketika dievaluasi pada blok data yang relatif lebih panjang.</w:t>
-      </w:r>
-    </w:p>
-    <w:p/>
-    <w:p>
-      <w:r>
-        <w:t xml:space="preserve">Kedua, ketika horizon uji dipersingkat menjadi 1 bulan, error rata-rata meningkat menjadi 12.68 pips. Kenaikan ini mengindikasikan bahwa model menjadi lebih sensitif terhadap dinamika lokal yang lebih baru, walaupun performanya masih berada pada rentang yang kompetitif untuk prediksi OHLC.</w:t>
-      </w:r>
-    </w:p>
-    <w:p/>
-    <w:p>
-      <w:r>
-        <w:t xml:space="preserve">Ketiga, pada horizon uji 14 hari, error rata-rata agregat meningkat lagi menjadi 14.01 pips, dan dispersi antarfold juga lebih besar, terlihat dari selisih antara fold terbaik (9.77 pips) dan fold terburuk (20.87 pips). Hal ini konsisten dengan karakter evaluasi jangka sangat pendek, di mana perubahan rezim mikro, volatilitas sesaat, dan noise lokal lebih dominan.</w:t>
+        <w:t xml:space="preserve">Pada lima fold terakhir skema 72 bulan/1 bulan, FLF-BiLSTM menghasilkan rata-rata MAE(pips) = 12.3993 dengan median 12.0381 pips. Fold terbaik adalah fold 21 dengan 10.6951 pips, sedangkan fold terburuk adalah fold 20 dengan 15.2108 pips. Variasi ini menunjukkan bahwa model masih cukup sensitif terhadap perubahan kondisi pasar terbaru, tetapi tetap mempertahankan performa yang kompetitif untuk tugas prediksi OHLC satu langkah ke depan.</w:t>
+      </w:r>
+    </w:p>
+    <w:p/>
+    <w:p>
+      <w:r>
+        <w:t xml:space="preserve">Nilai tail-20 MAE avg gabungan sebesar sekitar 13.50 pips menunjukkan bahwa pada bagian akhir tiap segmen uji, error tidak mengalami degradasi ekstrem secara sistematis. Dengan kata lain, walaupun terdapat perbedaan performa antar fold, model masih mempertahankan kestabilan relatif pada bagian akhir horizon evaluasi 1 bulan.</w:t>
       </w:r>
     </w:p>
     <w:p/>
@@ -1871,7 +1611,7 @@
     <w:p/>
     <w:p>
       <w:r>
-        <w:t xml:space="preserve">Jika orientasi tesis diarahkan pada relevansi operasional jangka pendek, maka skema 72 bulan train dengan test 14 hari atau test 1 bulan lebih tepat dijadikan fokus utama pembahasan, walaupun nilainya sedikit lebih buruk dibanding skema 3 bulan.</w:t>
+        <w:t xml:space="preserve">Jika orientasi tesis diarahkan pada relevansi operasional jangka pendek, maka skema 72 bulan train dengan test 1 bulan paling tepat dijadikan fokus utama pembahasan.</w:t>
       </w:r>
     </w:p>
     <w:p/>
@@ -1893,13 +1633,18 @@
     </w:p>
     <w:p>
       <w:r>
+        <w:t xml:space="preserve">- jumlah sampel uji masih cukup untuk membangun perbandingan yang fair,</w:t>
+      </w:r>
+    </w:p>
+    <w:p>
+      <w:r>
         <w:t xml:space="preserve">- hasil prediksi menjadi lebih relevan untuk konteks trading dan analisis teknikal jangka pendek.</w:t>
       </w:r>
     </w:p>
     <w:p/>
     <w:p>
       <w:r>
-        <w:t xml:space="preserve">Dengan demikian, untuk narasi tesis, horizon 3 bulan dapat dipakai sebagai benchmark stabilitas, sedangkan horizon 14 hari dan 1 bulan dapat diposisikan sebagai benchmark operasional.</w:t>
+        <w:t xml:space="preserve">Dengan demikian, untuk narasi tesis, horizon 1 bulan diposisikan sebagai skenario evaluasi utama, sedangkan eksperimen horizon lain yang pernah dijalankan tidak lagi dijadikan pusat pembahasan hasil.</w:t>
       </w:r>
     </w:p>
     <w:p/>
@@ -1983,7 +1728,7 @@
     <w:p/>
     <w:p>
       <w:r>
-        <w:t xml:space="preserve">- results/validation_report.html</w:t>
+        <w:t xml:space="preserve">- results/validation_report_wf72_test1_last5_bilstm.html</w:t>
       </w:r>
     </w:p>
     <w:p/>
@@ -1995,17 +1740,12 @@
     <w:p/>
     <w:p>
       <w:r>
-        <w:t xml:space="preserve">- ringkasan holdout,</w:t>
-      </w:r>
-    </w:p>
-    <w:p>
-      <w:r>
-        <w:t xml:space="preserve">- ringkasan berbagai skema walk-forward dan rolling-origin,</w:t>
-      </w:r>
-    </w:p>
-    <w:p>
-      <w:r>
-        <w:t xml:space="preserve">- fold schedule,</w:t>
+        <w:t xml:space="preserve">- ringkasan evaluasi walk-forward 72 bulan / 1 bulan,</w:t>
+      </w:r>
+    </w:p>
+    <w:p>
+      <w:r>
+        <w:t xml:space="preserve">- fold schedule 17-21,</w:t>
       </w:r>
     </w:p>
     <w:p>
@@ -2031,17 +1771,7 @@
     <w:p/>
     <w:p>
       <w:r>
-        <w:t xml:space="preserve">- results/mae_atr_report.html</w:t>
-      </w:r>
-    </w:p>
-    <w:p>
-      <w:r>
-        <w:t xml:space="preserve">- results/mae_atr_holdout_tail30.html</w:t>
-      </w:r>
-    </w:p>
-    <w:p>
-      <w:r>
-        <w:t xml:space="preserve">- results/mae_atr_wf72_test14d_fold46_tail30.html</w:t>
+        <w:t xml:space="preserve">- results/mae_atr_wf72_test1_fold21_full.html</w:t>
       </w:r>
     </w:p>
     <w:p/>
@@ -2058,7 +1788,7 @@
     </w:p>
     <w:p>
       <w:r>
-        <w:t xml:space="preserve">- analisis apakah error model masih proporsional terhadap range pasar.</w:t>
+        <w:t xml:space="preserve">- analisis apakah error model masih proporsional terhadap range pasar pada fold evaluasi utama.</w:t>
       </w:r>
     </w:p>
     <w:p/>
@@ -2079,17 +1809,12 @@
     <w:p/>
     <w:p>
       <w:r>
-        <w:t xml:space="preserve">- results/ohlc_plots.html</w:t>
-      </w:r>
-    </w:p>
-    <w:p>
-      <w:r>
-        <w:t xml:space="preserve">- results/ohlc_dot_holdout_full.html</w:t>
-      </w:r>
-    </w:p>
-    <w:p>
-      <w:r>
-        <w:t xml:space="preserve">- results/ohlc_dot_wf72_test14d_all_folds.html</w:t>
+        <w:t xml:space="preserve">- results/ohlc_dot_wf72_test1_last5_all_folds.html</w:t>
+      </w:r>
+    </w:p>
+    <w:p>
+      <w:r>
+        <w:t xml:space="preserve">- results/ohlc_dot_wf72_test1_fold21_full.html</w:t>
       </w:r>
     </w:p>
     <w:p/>
@@ -2101,12 +1826,12 @@
     <w:p/>
     <w:p>
       <w:r>
-        <w:t xml:space="preserve">- visualisasi actual vs predicted untuk OHLC,</w:t>
-      </w:r>
-    </w:p>
-    <w:p>
-      <w:r>
-        <w:t xml:space="preserve">- inspeksi detail perilaku model pada seluruh candle test maupun tail candle.</w:t>
+        <w:t xml:space="preserve">- visualisasi actual vs predicted untuk OHLC pada skenario 72 bulan/1 bulan,</w:t>
+      </w:r>
+    </w:p>
+    <w:p>
+      <w:r>
+        <w:t xml:space="preserve">- inspeksi detail perilaku model pada seluruh candle test dan gabungan lima fold utama.</w:t>
       </w:r>
     </w:p>
     <w:p/>
@@ -2127,7 +1852,12 @@
     <w:p/>
     <w:p>
       <w:r>
-        <w:t xml:space="preserve">- results/loss_curves.html</w:t>
+        <w:t xml:space="preserve">- results/loss_wf72_test1_last5_bilstm.html</w:t>
+      </w:r>
+    </w:p>
+    <w:p>
+      <w:r>
+        <w:t xml:space="preserve">- results/loss_gradient_wf72_test1_last5_bilstm.html</w:t>
       </w:r>
     </w:p>
     <w:p/>
@@ -2144,7 +1874,12 @@
     </w:p>
     <w:p>
       <w:r>
-        <w:t xml:space="preserve">- bahan analisis stabilitas training dan indikasi overfitting/underfitting.</w:t>
+        <w:t xml:space="preserve">- kurva validation loss,</w:t>
+      </w:r>
+    </w:p>
+    <w:p>
+      <w:r>
+        <w:t xml:space="preserve">- bahan analisis stabilitas training dan indikasi overfitting/underfitting pada skenario evaluasi utama.</w:t>
       </w:r>
     </w:p>
     <w:p/>
@@ -2235,7 +1970,7 @@
     </w:p>
     <w:p>
       <w:r>
-        <w:t xml:space="preserve">- FLF-LSTM pembanding untuk skema validasi horizon pendek tertentu</w:t>
+        <w:t xml:space="preserve">- FLF-LSTM pembanding pada skema komparatif utama 72 bulan/1 bulan</w:t>
       </w:r>
     </w:p>
     <w:p>
